--- a/testakten/gesellschaftsgruender-streit-roeschen-tech/07_Eilantrag_LG_und_Registergericht.docx
+++ b/testakten/gesellschaftsgruender-streit-roeschen-tech/07_Eilantrag_LG_und_Registergericht.docx
@@ -5,83 +5,125 @@
     <w:p>
       <w:pPr>
         <w:pStyle w:val="Heading1"/>
+        <w:spacing w:after="160" w:line="259" w:lineRule="auto"/>
       </w:pPr>
       <w:r>
         <w:rPr>
           <w:rFonts w:ascii="Times New Roman" w:hAnsi="Times New Roman"/>
+          <w:b/>
+          <w:sz w:val="28"/>
         </w:rPr>
         <w:t>Anträge auf einstweilige Verfügung und Anmeldungs-Sperre</w:t>
       </w:r>
     </w:p>
-    <w:p/>
+    <w:p>
+      <w:pPr>
+        <w:spacing w:line="259" w:lineRule="auto" w:after="60"/>
+      </w:pPr>
+    </w:p>
     <w:p>
       <w:pPr>
         <w:pStyle w:val="Heading2"/>
+        <w:spacing w:before="120" w:after="60" w:line="259" w:lineRule="auto"/>
       </w:pPr>
       <w:r>
         <w:rPr>
           <w:rFonts w:ascii="Times New Roman" w:hAnsi="Times New Roman"/>
+          <w:b/>
+          <w:sz w:val="22"/>
         </w:rPr>
         <w:t>Teil 1 — Antrag auf einstweilige Verfügung beim Landgericht Berlin</w:t>
       </w:r>
     </w:p>
     <w:p>
       <w:pPr>
+        <w:spacing w:before="120" w:after="60" w:line="259" w:lineRule="auto"/>
         <w:jc w:val="left"/>
       </w:pPr>
       <w:r>
         <w:rPr>
+          <w:rFonts w:ascii="Times New Roman" w:hAnsi="Times New Roman"/>
           <w:b/>
+          <w:sz w:val="22"/>
         </w:rPr>
         <w:t>Landgericht Berlin — Kammer für Handelssachen</w:t>
       </w:r>
     </w:p>
     <w:p>
       <w:pPr>
+        <w:spacing w:before="120" w:after="60" w:line="259" w:lineRule="auto"/>
         <w:jc w:val="left"/>
       </w:pPr>
       <w:r>
         <w:rPr>
+          <w:rFonts w:ascii="Times New Roman" w:hAnsi="Times New Roman"/>
           <w:b/>
+          <w:sz w:val="22"/>
         </w:rPr>
         <w:t>Verfügungsklägerin</w:t>
       </w:r>
       <w:r>
+        <w:rPr>
+          <w:rFonts w:ascii="Times New Roman" w:hAnsi="Times New Roman"/>
+          <w:b/>
+          <w:sz w:val="22"/>
+        </w:rPr>
         <w:t>:</w:t>
       </w:r>
     </w:p>
     <w:p>
       <w:pPr>
+        <w:spacing w:before="120" w:after="60" w:line="259" w:lineRule="auto"/>
         <w:jc w:val="left"/>
       </w:pPr>
       <w:r>
+        <w:rPr>
+          <w:rFonts w:ascii="Times New Roman" w:hAnsi="Times New Roman"/>
+          <w:b/>
+          <w:sz w:val="22"/>
+        </w:rPr>
         <w:t>Christine Linnenbach</w:t>
       </w:r>
     </w:p>
     <w:p>
       <w:pPr>
+        <w:spacing w:before="120" w:after="60" w:line="259" w:lineRule="auto"/>
         <w:jc w:val="left"/>
       </w:pPr>
       <w:r>
+        <w:rPr>
+          <w:rFonts w:ascii="Times New Roman" w:hAnsi="Times New Roman"/>
+          <w:b/>
+          <w:sz w:val="22"/>
+        </w:rPr>
         <w:t>Greifswalder Strasse 78, 10405 Berlin</w:t>
       </w:r>
     </w:p>
     <w:p>
       <w:pPr>
+        <w:spacing w:before="120" w:after="60" w:line="259" w:lineRule="auto"/>
         <w:jc w:val="left"/>
       </w:pPr>
       <w:r>
         <w:rPr>
+          <w:rFonts w:ascii="Times New Roman" w:hAnsi="Times New Roman"/>
           <w:b/>
+          <w:sz w:val="22"/>
         </w:rPr>
         <w:t>Prozessbevollmaechtigter</w:t>
       </w:r>
       <w:r>
+        <w:rPr>
+          <w:rFonts w:ascii="Times New Roman" w:hAnsi="Times New Roman"/>
+          <w:b/>
+          <w:sz w:val="22"/>
+        </w:rPr>
         <w:t>:</w:t>
       </w:r>
     </w:p>
     <w:p>
       <w:pPr>
+        <w:spacing w:line="259" w:lineRule="auto" w:after="60"/>
         <w:jc w:val="left"/>
       </w:pPr>
       <w:r>
@@ -90,6 +132,7 @@
     </w:p>
     <w:p>
       <w:pPr>
+        <w:spacing w:line="259" w:lineRule="auto" w:after="60"/>
         <w:jc w:val="left"/>
       </w:pPr>
       <w:r>
@@ -104,6 +147,7 @@
     </w:p>
     <w:p>
       <w:pPr>
+        <w:spacing w:line="259" w:lineRule="auto" w:after="60"/>
         <w:jc w:val="left"/>
       </w:pPr>
       <w:r>
@@ -112,6 +156,7 @@
     </w:p>
     <w:p>
       <w:pPr>
+        <w:spacing w:line="259" w:lineRule="auto" w:after="60"/>
         <w:jc w:val="left"/>
       </w:pPr>
       <w:r>
@@ -120,6 +165,7 @@
     </w:p>
     <w:p>
       <w:pPr>
+        <w:spacing w:line="259" w:lineRule="auto" w:after="60"/>
         <w:jc w:val="left"/>
       </w:pPr>
       <w:r>
@@ -128,15 +174,21 @@
     </w:p>
     <w:p>
       <w:pPr>
+        <w:spacing w:line="259" w:lineRule="auto" w:after="60"/>
         <w:jc w:val="left"/>
       </w:pPr>
       <w:r>
         <w:t>vertreten durch die Geschäftsführer Andrea Roesener und Bert Schmid</w:t>
       </w:r>
     </w:p>
-    <w:p/>
     <w:p>
       <w:pPr>
+        <w:spacing w:line="259" w:lineRule="auto" w:after="60"/>
+      </w:pPr>
+    </w:p>
+    <w:p>
+      <w:pPr>
+        <w:spacing w:line="259" w:lineRule="auto" w:after="60"/>
         <w:jc w:val="left"/>
       </w:pPr>
       <w:r>
@@ -151,6 +203,7 @@
     </w:p>
     <w:p>
       <w:pPr>
+        <w:spacing w:line="259" w:lineRule="auto" w:after="60"/>
         <w:jc w:val="left"/>
       </w:pPr>
       <w:r>
@@ -163,10 +216,15 @@
         <w:t>: (wird zugeteilt)</w:t>
       </w:r>
     </w:p>
-    <w:p/>
+    <w:p>
+      <w:pPr>
+        <w:spacing w:line="259" w:lineRule="auto" w:after="60"/>
+      </w:pPr>
+    </w:p>
     <w:p>
       <w:pPr>
         <w:pStyle w:val="Heading3"/>
+        <w:spacing w:line="259" w:lineRule="auto" w:after="60"/>
       </w:pPr>
       <w:r>
         <w:rPr>
@@ -177,6 +235,7 @@
     </w:p>
     <w:p>
       <w:pPr>
+        <w:spacing w:line="259" w:lineRule="auto" w:after="60"/>
         <w:jc w:val="left"/>
       </w:pPr>
       <w:r>
@@ -185,6 +244,7 @@
     </w:p>
     <w:p>
       <w:pPr>
+        <w:spacing w:line="259" w:lineRule="auto" w:after="60"/>
         <w:jc w:val="left"/>
       </w:pPr>
       <w:r>
@@ -202,6 +262,7 @@
     </w:p>
     <w:p>
       <w:pPr>
+        <w:spacing w:line="259" w:lineRule="auto" w:after="60"/>
         <w:jc w:val="left"/>
       </w:pPr>
       <w:r>
@@ -210,6 +271,7 @@
     </w:p>
     <w:p>
       <w:pPr>
+        <w:spacing w:line="259" w:lineRule="auto" w:after="60"/>
         <w:jc w:val="left"/>
       </w:pPr>
       <w:r>
@@ -224,6 +286,7 @@
     </w:p>
     <w:p>
       <w:pPr>
+        <w:spacing w:line="259" w:lineRule="auto" w:after="60"/>
         <w:jc w:val="left"/>
       </w:pPr>
       <w:r>
@@ -232,6 +295,7 @@
     </w:p>
     <w:p>
       <w:pPr>
+        <w:spacing w:line="259" w:lineRule="auto" w:after="60"/>
         <w:jc w:val="left"/>
       </w:pPr>
       <w:r>
@@ -247,10 +311,15 @@
         <w:t>, die bereits eingereichte Anmeldung zurückzuziehen.</w:t>
       </w:r>
     </w:p>
-    <w:p/>
+    <w:p>
+      <w:pPr>
+        <w:spacing w:line="259" w:lineRule="auto" w:after="60"/>
+      </w:pPr>
+    </w:p>
     <w:p>
       <w:pPr>
         <w:pStyle w:val="Heading3"/>
+        <w:spacing w:line="259" w:lineRule="auto" w:after="60"/>
       </w:pPr>
       <w:r>
         <w:rPr>
@@ -262,6 +331,7 @@
     <w:p>
       <w:pPr>
         <w:pStyle w:val="ListNumber"/>
+        <w:spacing w:line="259" w:lineRule="auto" w:after="60"/>
       </w:pPr>
       <w:r>
         <w:rPr>
@@ -276,6 +346,7 @@
     <w:p>
       <w:pPr>
         <w:pStyle w:val="ListBullet"/>
+        <w:spacing w:line="259" w:lineRule="auto" w:after="60"/>
       </w:pPr>
       <w:r>
         <w:t>Bezugsrechtsausschluss ohne sachliche Rechtfertigung (BGH Kali+Salz)</w:t>
@@ -284,6 +355,7 @@
     <w:p>
       <w:pPr>
         <w:pStyle w:val="ListBullet"/>
+        <w:spacing w:line="259" w:lineRule="auto" w:after="60"/>
       </w:pPr>
       <w:r>
         <w:t>Verstoss gegen Treuepflicht (Paragraf 242 BGB)</w:t>
@@ -292,6 +364,7 @@
     <w:p>
       <w:pPr>
         <w:pStyle w:val="ListBullet"/>
+        <w:spacing w:line="259" w:lineRule="auto" w:after="60"/>
       </w:pPr>
       <w:r>
         <w:t>Sachverhaltsaufklärung in der GV mangelhaft</w:t>
@@ -299,6 +372,7 @@
     </w:p>
     <w:p>
       <w:pPr>
+        <w:spacing w:line="259" w:lineRule="auto" w:after="60"/>
         <w:jc w:val="left"/>
       </w:pPr>
       <w:r>
@@ -308,6 +382,7 @@
     <w:p>
       <w:pPr>
         <w:pStyle w:val="ListNumber"/>
+        <w:spacing w:line="259" w:lineRule="auto" w:after="60"/>
       </w:pPr>
       <w:r>
         <w:rPr>
@@ -322,6 +397,7 @@
     <w:p>
       <w:pPr>
         <w:pStyle w:val="ListBullet"/>
+        <w:spacing w:line="259" w:lineRule="auto" w:after="60"/>
       </w:pPr>
       <w:r>
         <w:t xml:space="preserve">Bei Eintragung würde die Kapitalerhöhung </w:t>
@@ -339,6 +415,7 @@
     <w:p>
       <w:pPr>
         <w:pStyle w:val="ListBullet"/>
+        <w:spacing w:line="259" w:lineRule="auto" w:after="60"/>
       </w:pPr>
       <w:r>
         <w:t>Spätere Rückabwicklung wäre wirtschaftlich aufwendig und ungewiss</w:t>
@@ -347,6 +424,7 @@
     <w:p>
       <w:pPr>
         <w:pStyle w:val="ListBullet"/>
+        <w:spacing w:line="259" w:lineRule="auto" w:after="60"/>
       </w:pPr>
       <w:r>
         <w:t>Die Anteilshöhe von Pi Mu Holding würde im Handelsregister erscheinen und Vertrauensschutz Dritter (Paragraf 16 HGB analog) auslösen</w:t>
@@ -355,6 +433,7 @@
     <w:p>
       <w:pPr>
         <w:pStyle w:val="Heading3"/>
+        <w:spacing w:line="259" w:lineRule="auto" w:after="60"/>
       </w:pPr>
       <w:r>
         <w:rPr>
@@ -366,6 +445,7 @@
     <w:p>
       <w:pPr>
         <w:pStyle w:val="ListBullet"/>
+        <w:spacing w:line="259" w:lineRule="auto" w:after="60"/>
       </w:pPr>
       <w:r>
         <w:t>Die Anmeldung beim Handelsregister wurde laut Mitteilung der GF bereits eingereicht (siehe Anlage E1)</w:t>
@@ -374,6 +454,7 @@
     <w:p>
       <w:pPr>
         <w:pStyle w:val="ListBullet"/>
+        <w:spacing w:line="259" w:lineRule="auto" w:after="60"/>
       </w:pPr>
       <w:r>
         <w:t>Die Eintragung droht innerhalb von 5-10 Werktagen</w:t>
@@ -382,6 +463,7 @@
     <w:p>
       <w:pPr>
         <w:pStyle w:val="ListBullet"/>
+        <w:spacing w:line="259" w:lineRule="auto" w:after="60"/>
       </w:pPr>
       <w:r>
         <w:t xml:space="preserve">Nach Eintragung wäre die Wirkung des Beschlusses </w:t>
@@ -396,6 +478,7 @@
     <w:p>
       <w:pPr>
         <w:pStyle w:val="ListBullet"/>
+        <w:spacing w:line="259" w:lineRule="auto" w:after="60"/>
       </w:pPr>
       <w:r>
         <w:t>Im Hauptverfahren würde die Rückabwicklung nur durch zusätzliche Klagen und Rücküberweisungen möglich, mit unklaren Erfolgs-Aussichten</w:t>
@@ -404,6 +487,7 @@
     <w:p>
       <w:pPr>
         <w:pStyle w:val="Heading3"/>
+        <w:spacing w:line="259" w:lineRule="auto" w:after="60"/>
       </w:pPr>
       <w:r>
         <w:rPr>
@@ -415,6 +499,7 @@
     <w:p>
       <w:pPr>
         <w:pStyle w:val="ListBullet"/>
+        <w:spacing w:line="259" w:lineRule="auto" w:after="60"/>
       </w:pPr>
       <w:r>
         <w:t>Eigene eidesstattliche Versicherung der Verfügungsklägerin (Anlage E2)</w:t>
@@ -423,6 +508,7 @@
     <w:p>
       <w:pPr>
         <w:pStyle w:val="ListBullet"/>
+        <w:spacing w:line="259" w:lineRule="auto" w:after="60"/>
       </w:pPr>
       <w:r>
         <w:t>Eidesstattliche Versicherung des Prozessbevollmaechtigten RA Dr. Meurer (Anlage E3)</w:t>
@@ -431,6 +517,7 @@
     <w:p>
       <w:pPr>
         <w:pStyle w:val="ListBullet"/>
+        <w:spacing w:line="259" w:lineRule="auto" w:after="60"/>
       </w:pPr>
       <w:r>
         <w:t>Anlagen K1-K7 aus der Hauptverfahrens-Klage (in Bezug genommen)</w:t>
@@ -439,6 +526,7 @@
     <w:p>
       <w:pPr>
         <w:pStyle w:val="Heading3"/>
+        <w:spacing w:line="259" w:lineRule="auto" w:after="60"/>
       </w:pPr>
       <w:r>
         <w:rPr>
@@ -449,6 +537,7 @@
     </w:p>
     <w:p>
       <w:pPr>
+        <w:spacing w:line="259" w:lineRule="auto" w:after="60"/>
         <w:jc w:val="left"/>
       </w:pPr>
       <w:r>
@@ -464,29 +553,48 @@
         <w:t xml:space="preserve"> durch Bankbürgschaft angeboten.</w:t>
       </w:r>
     </w:p>
-    <w:p/>
     <w:p>
       <w:pPr>
+        <w:spacing w:line="259" w:lineRule="auto" w:after="60"/>
+      </w:pPr>
+    </w:p>
+    <w:p>
+      <w:pPr>
+        <w:spacing w:line="259" w:lineRule="auto" w:after="60"/>
         <w:jc w:val="left"/>
       </w:pPr>
       <w:r>
         <w:t>Berlin, den 14. Juli 2026</w:t>
       </w:r>
     </w:p>
-    <w:p/>
     <w:p>
       <w:pPr>
+        <w:spacing w:line="259" w:lineRule="auto" w:after="60"/>
+      </w:pPr>
+    </w:p>
+    <w:p>
+      <w:pPr>
+        <w:spacing w:line="259" w:lineRule="auto" w:after="60"/>
         <w:jc w:val="left"/>
       </w:pPr>
       <w:r>
         <w:t>RA Dr. Markus Meurer</w:t>
       </w:r>
     </w:p>
-    <w:p/>
-    <w:p/>
+    <w:p>
+      <w:pPr>
+        <w:spacing w:line="259" w:lineRule="auto" w:after="60"/>
+      </w:pPr>
+    </w:p>
+    <w:p>
+      <w:pPr>
+        <w:spacing w:line="259" w:lineRule="auto" w:after="60"/>
+      </w:pPr>
+    </w:p>
     <w:p>
       <w:pPr>
         <w:pStyle w:val="Heading2"/>
+        <w:spacing w:line="259" w:lineRule="auto" w:after="60"/>
       </w:pPr>
       <w:r>
         <w:rPr>
@@ -497,6 +605,7 @@
     </w:p>
     <w:p>
       <w:pPr>
+        <w:spacing w:line="259" w:lineRule="auto" w:after="60"/>
         <w:jc w:val="left"/>
       </w:pPr>
       <w:r>
@@ -508,6 +617,7 @@
     </w:p>
     <w:p>
       <w:pPr>
+        <w:spacing w:line="259" w:lineRule="auto" w:after="60"/>
         <w:jc w:val="left"/>
       </w:pPr>
       <w:r>
@@ -516,6 +626,7 @@
     </w:p>
     <w:p>
       <w:pPr>
+        <w:spacing w:line="259" w:lineRule="auto" w:after="60"/>
         <w:jc w:val="left"/>
       </w:pPr>
       <w:r>
@@ -524,6 +635,7 @@
     </w:p>
     <w:p>
       <w:pPr>
+        <w:spacing w:line="259" w:lineRule="auto" w:after="60"/>
         <w:jc w:val="left"/>
       </w:pPr>
       <w:r>
@@ -538,6 +650,7 @@
     </w:p>
     <w:p>
       <w:pPr>
+        <w:spacing w:line="259" w:lineRule="auto" w:after="60"/>
         <w:jc w:val="left"/>
       </w:pPr>
       <w:r>
@@ -546,6 +659,7 @@
     </w:p>
     <w:p>
       <w:pPr>
+        <w:spacing w:line="259" w:lineRule="auto" w:after="60"/>
         <w:jc w:val="left"/>
       </w:pPr>
       <w:r>
@@ -554,6 +668,7 @@
     </w:p>
     <w:p>
       <w:pPr>
+        <w:spacing w:line="259" w:lineRule="auto" w:after="60"/>
         <w:jc w:val="left"/>
       </w:pPr>
       <w:r>
@@ -568,16 +683,22 @@
     </w:p>
     <w:p>
       <w:pPr>
+        <w:spacing w:line="259" w:lineRule="auto" w:after="60"/>
         <w:jc w:val="left"/>
       </w:pPr>
       <w:r>
         <w:t>RA Dr. Markus Meurer, Litzowufer 24, 10785 Berlin</w:t>
       </w:r>
     </w:p>
-    <w:p/>
+    <w:p>
+      <w:pPr>
+        <w:spacing w:line="259" w:lineRule="auto" w:after="60"/>
+      </w:pPr>
+    </w:p>
     <w:p>
       <w:pPr>
         <w:pStyle w:val="Heading3"/>
+        <w:spacing w:line="259" w:lineRule="auto" w:after="60"/>
       </w:pPr>
       <w:r>
         <w:rPr>
@@ -588,6 +709,7 @@
     </w:p>
     <w:p>
       <w:pPr>
+        <w:spacing w:line="259" w:lineRule="auto" w:after="60"/>
         <w:jc w:val="left"/>
       </w:pPr>
       <w:r>
@@ -596,6 +718,7 @@
     </w:p>
     <w:p>
       <w:pPr>
+        <w:spacing w:line="259" w:lineRule="auto" w:after="60"/>
         <w:jc w:val="left"/>
       </w:pPr>
       <w:r>
@@ -613,6 +736,7 @@
     </w:p>
     <w:p>
       <w:pPr>
+        <w:spacing w:line="259" w:lineRule="auto" w:after="60"/>
         <w:jc w:val="left"/>
       </w:pPr>
       <w:r>
@@ -640,6 +764,7 @@
     <w:p>
       <w:pPr>
         <w:pStyle w:val="Heading3"/>
+        <w:spacing w:line="259" w:lineRule="auto" w:after="60"/>
       </w:pPr>
       <w:r>
         <w:rPr>
@@ -650,6 +775,7 @@
     </w:p>
     <w:p>
       <w:pPr>
+        <w:spacing w:line="259" w:lineRule="auto" w:after="60"/>
         <w:jc w:val="left"/>
       </w:pPr>
       <w:r>
@@ -659,6 +785,7 @@
     <w:p>
       <w:pPr>
         <w:pStyle w:val="Heading3"/>
+        <w:spacing w:line="259" w:lineRule="auto" w:after="60"/>
       </w:pPr>
       <w:r>
         <w:rPr>
@@ -670,6 +797,7 @@
     <w:p>
       <w:pPr>
         <w:pStyle w:val="ListBullet"/>
+        <w:spacing w:line="259" w:lineRule="auto" w:after="60"/>
       </w:pPr>
       <w:r>
         <w:t>Anmeldung wurde am 24.06.2026 durch Notar Dr. Sturm eingereicht.</w:t>
@@ -678,6 +806,7 @@
     <w:p>
       <w:pPr>
         <w:pStyle w:val="ListBullet"/>
+        <w:spacing w:line="259" w:lineRule="auto" w:after="60"/>
       </w:pPr>
       <w:r>
         <w:t>Eintragung droht innerhalb der nächsten 5-10 Werktage.</w:t>
@@ -686,6 +815,7 @@
     <w:p>
       <w:pPr>
         <w:pStyle w:val="ListBullet"/>
+        <w:spacing w:line="259" w:lineRule="auto" w:after="60"/>
       </w:pPr>
       <w:r>
         <w:t>Nach Eintragung wäre die Kapitalerhöhung konstitutiv wirksam.</w:t>
@@ -694,6 +824,7 @@
     <w:p>
       <w:pPr>
         <w:pStyle w:val="Heading3"/>
+        <w:spacing w:line="259" w:lineRule="auto" w:after="60"/>
       </w:pPr>
       <w:r>
         <w:rPr>
@@ -705,6 +836,7 @@
     <w:p>
       <w:pPr>
         <w:pStyle w:val="ListBullet"/>
+        <w:spacing w:line="259" w:lineRule="auto" w:after="60"/>
       </w:pPr>
       <w:r>
         <w:t>Bezugsrechtsausschluss ohne sachliche Rechtfertigung</w:t>
@@ -713,6 +845,7 @@
     <w:p>
       <w:pPr>
         <w:pStyle w:val="ListBullet"/>
+        <w:spacing w:line="259" w:lineRule="auto" w:after="60"/>
       </w:pPr>
       <w:r>
         <w:t>Verstoss gegen Treuepflicht</w:t>
@@ -721,6 +854,7 @@
     <w:p>
       <w:pPr>
         <w:pStyle w:val="Heading3"/>
+        <w:spacing w:line="259" w:lineRule="auto" w:after="60"/>
       </w:pPr>
       <w:r>
         <w:rPr>
@@ -731,6 +865,7 @@
     </w:p>
     <w:p>
       <w:pPr>
+        <w:spacing w:line="259" w:lineRule="auto" w:after="60"/>
         <w:jc w:val="left"/>
       </w:pPr>
       <w:r>
@@ -746,28 +881,43 @@
         <w:t>.</w:t>
       </w:r>
     </w:p>
-    <w:p/>
     <w:p>
       <w:pPr>
+        <w:spacing w:line="259" w:lineRule="auto" w:after="60"/>
+      </w:pPr>
+    </w:p>
+    <w:p>
+      <w:pPr>
+        <w:spacing w:line="259" w:lineRule="auto" w:after="60"/>
         <w:jc w:val="left"/>
       </w:pPr>
       <w:r>
         <w:t>Berlin, den 14. Juli 2026</w:t>
       </w:r>
     </w:p>
-    <w:p/>
     <w:p>
       <w:pPr>
+        <w:spacing w:line="259" w:lineRule="auto" w:after="60"/>
+      </w:pPr>
+    </w:p>
+    <w:p>
+      <w:pPr>
+        <w:spacing w:line="259" w:lineRule="auto" w:after="60"/>
         <w:jc w:val="left"/>
       </w:pPr>
       <w:r>
         <w:t>RA Dr. Markus Meurer</w:t>
       </w:r>
     </w:p>
-    <w:p/>
+    <w:p>
+      <w:pPr>
+        <w:spacing w:line="259" w:lineRule="auto" w:after="60"/>
+      </w:pPr>
+    </w:p>
     <w:p>
       <w:pPr>
         <w:pStyle w:val="Heading2"/>
+        <w:spacing w:line="259" w:lineRule="auto" w:after="60"/>
       </w:pPr>
       <w:r>
         <w:rPr>
@@ -779,6 +929,7 @@
     <w:p>
       <w:pPr>
         <w:pStyle w:val="ListBullet"/>
+        <w:spacing w:line="259" w:lineRule="auto" w:after="60"/>
       </w:pPr>
       <w:r>
         <w:t>E1: Mitteilung der Geschäftsführung vom 22.06.2026 über Einreichung der Anmeldung</w:t>
@@ -787,6 +938,7 @@
     <w:p>
       <w:pPr>
         <w:pStyle w:val="ListBullet"/>
+        <w:spacing w:line="259" w:lineRule="auto" w:after="60"/>
       </w:pPr>
       <w:r>
         <w:t>E2: Eidesstattliche Versicherung Christine Linnenbach</w:t>
@@ -795,6 +947,7 @@
     <w:p>
       <w:pPr>
         <w:pStyle w:val="ListBullet"/>
+        <w:spacing w:line="259" w:lineRule="auto" w:after="60"/>
       </w:pPr>
       <w:r>
         <w:t>E3: Eidesstattliche Versicherung RA Dr. Markus Meurer</w:t>
@@ -803,19 +956,65 @@
     <w:p>
       <w:pPr>
         <w:pStyle w:val="ListBullet"/>
+        <w:spacing w:line="259" w:lineRule="auto" w:after="60"/>
       </w:pPr>
       <w:r>
         <w:t>K1-K7: Anlagen der Anfechtungsklage in der Hauptsache (in Bezug genommen)</w:t>
       </w:r>
     </w:p>
     <w:sectPr>
+      <w:headerReference w:type="default" r:id="rId9"/>
+      <w:footerReference w:type="default" r:id="rId10"/>
       <w:pgSz w:w="11906" w:h="16838"/>
-      <w:pgMar w:top="1417" w:right="1417" w:bottom="1417" w:left="1417" w:header="720" w:footer="720" w:gutter="0"/>
+      <w:pgMar w:top="1191" w:right="1247" w:bottom="1134" w:left="1361" w:header="720" w:footer="720" w:gutter="0"/>
       <w:cols w:space="720"/>
       <w:docGrid w:linePitch="360"/>
     </w:sectPr>
   </w:body>
 </w:document>
+</file>
+
+<file path=word/footer1.xml><?xml version="1.0" encoding="utf-8"?>
+<w:ftr xmlns:m="http://schemas.openxmlformats.org/officeDocument/2006/math" xmlns:mc="http://schemas.openxmlformats.org/markup-compatibility/2006" xmlns:mo="http://schemas.microsoft.com/office/mac/office/2008/main" xmlns:mv="urn:schemas-microsoft-com:mac:vml" xmlns:o="urn:schemas-microsoft-com:office:office" xmlns:r="http://schemas.openxmlformats.org/officeDocument/2006/relationships" xmlns:v="urn:schemas-microsoft-com:vml" xmlns:w10="urn:schemas-microsoft-com:office:word" xmlns:w14="http://schemas.microsoft.com/office/word/2010/wordml" xmlns:w="http://schemas.openxmlformats.org/wordprocessingml/2006/main" xmlns:wne="http://schemas.microsoft.com/office/word/2006/wordml" xmlns:wp14="http://schemas.microsoft.com/office/word/2010/wordprocessingDrawing" xmlns:wp="http://schemas.openxmlformats.org/drawingml/2006/wordprocessingDrawing" xmlns:wpc="http://schemas.microsoft.com/office/word/2010/wordprocessingCanvas" xmlns:wpg="http://schemas.microsoft.com/office/word/2010/wordprocessingGroup" xmlns:wpi="http://schemas.microsoft.com/office/word/2010/wordprocessingInk" xmlns:wps="http://schemas.microsoft.com/office/word/2010/wordprocessingShape" mc:Ignorable="w14 wp14">
+  <w:p>
+    <w:pPr>
+      <w:pStyle w:val="Footer"/>
+      <w:jc w:val="left"/>
+    </w:pPr>
+    <w:r/>
+    <w:r>
+      <w:rPr>
+        <w:rFonts w:ascii="Times New Roman" w:hAnsi="Times New Roman"/>
+        <w:b w:val="0"/>
+        <w:color w:val="777777"/>
+        <w:sz w:val="17"/>
+      </w:rPr>
+      <w:t>Vertraulich | Bearbeitungsstand Juli 2026 | nur zur Aktenbearbeitung</w:t>
+    </w:r>
+  </w:p>
+</w:ftr>
+</file>
+
+<file path=word/header1.xml><?xml version="1.0" encoding="utf-8"?>
+<w:hdr xmlns:m="http://schemas.openxmlformats.org/officeDocument/2006/math" xmlns:mc="http://schemas.openxmlformats.org/markup-compatibility/2006" xmlns:mo="http://schemas.microsoft.com/office/mac/office/2008/main" xmlns:mv="urn:schemas-microsoft-com:mac:vml" xmlns:o="urn:schemas-microsoft-com:office:office" xmlns:r="http://schemas.openxmlformats.org/officeDocument/2006/relationships" xmlns:v="urn:schemas-microsoft-com:vml" xmlns:w10="urn:schemas-microsoft-com:office:word" xmlns:w14="http://schemas.microsoft.com/office/word/2010/wordml" xmlns:w="http://schemas.openxmlformats.org/wordprocessingml/2006/main" xmlns:wne="http://schemas.microsoft.com/office/word/2006/wordml" xmlns:wp14="http://schemas.microsoft.com/office/word/2010/wordprocessingDrawing" xmlns:wp="http://schemas.openxmlformats.org/drawingml/2006/wordprocessingDrawing" xmlns:wpc="http://schemas.microsoft.com/office/word/2010/wordprocessingCanvas" xmlns:wpg="http://schemas.microsoft.com/office/word/2010/wordprocessingGroup" xmlns:wpi="http://schemas.microsoft.com/office/word/2010/wordprocessingInk" xmlns:wps="http://schemas.microsoft.com/office/word/2010/wordprocessingShape" mc:Ignorable="w14 wp14">
+  <w:p>
+    <w:pPr>
+      <w:pStyle w:val="Header"/>
+      <w:jc w:val="left"/>
+    </w:pPr>
+    <w:r/>
+    <w:r>
+      <w:rPr>
+        <w:rFonts w:ascii="Times New Roman" w:hAnsi="Times New Roman"/>
+        <w:b w:val="0"/>
+        <w:i w:val="0"/>
+        <w:color w:val="666666"/>
+        <w:sz w:val="17"/>
+      </w:rPr>
+      <w:t>Hagemann &amp; Westarp Rechtsanwälte | Gesellschaftsrechtliche Arbeitsakte | Bearbeitungsstand Juli 2026</w:t>
+    </w:r>
+  </w:p>
+</w:hdr>
 </file>
 
 <file path=word/numbering.xml><?xml version="1.0" encoding="utf-8"?>
@@ -1532,11 +1731,12 @@
       <w:contextualSpacing/>
     </w:pPr>
     <w:rPr>
-      <w:rFonts w:asciiTheme="majorHAnsi" w:eastAsiaTheme="majorEastAsia" w:hAnsiTheme="majorHAnsi" w:cstheme="majorBidi"/>
+      <w:rFonts w:asciiTheme="majorHAnsi" w:eastAsiaTheme="majorEastAsia" w:hAnsiTheme="majorHAnsi" w:cstheme="majorBidi" w:ascii="Times New Roman" w:hAnsi="Times New Roman"/>
+      <w:b/>
       <w:color w:val="17365D" w:themeColor="text2" w:themeShade="BF"/>
       <w:spacing w:val="5"/>
       <w:kern w:val="28"/>
-      <w:sz w:val="52"/>
+      <w:sz w:val="30"/>
       <w:szCs w:val="52"/>
     </w:rPr>
   </w:style>
